--- a/templates/new_commercial_invoice.docx
+++ b/templates/new_commercial_invoice.docx
@@ -2618,7 +2618,7 @@
                 <w:vertAlign w:val="baseline"/>
                 <w:rtl w:val="0"/>
               </w:rPr>
-              <w:t xml:space="preserve">{% for it in items %}{{ "%02d" % it.sr_start }} TO {{ "%02d" % it.sr_end }}
+              <w:t xml:space="preserve">{% for it in items %}{{ "%02d" % it.sr_no }}
 {% endfor %}</w:t>
             </w:r>
           </w:p>

--- a/templates/new_commercial_invoice.docx
+++ b/templates/new_commercial_invoice.docx
@@ -2132,6 +2132,7 @@
           </w:p>
         </w:tc>
       </w:tr>
+      {% for it in items %}
       <w:tr>
         <w:trPr>
           <w:cantSplit w:val="0"/>
@@ -2146,6 +2147,11 @@
             </w:tcBorders>
           </w:tcPr>
           <w:p>
+            <w:r>
+              <w:t>{{ it.sr_no }}</w:t>
+            </w:r>
+          </w:p>
+          <w:p>
             <w:pPr>
               <w:keepNext w:val="0"/>
               <w:keepLines w:val="0"/>
@@ -2207,6 +2213,11 @@
             </w:tcBorders>
           </w:tcPr>
           <w:p>
+            <w:r>
+              <w:t>{{ it.hsn_code }}</w:t>
+            </w:r>
+          </w:p>
+          <w:p>
             <w:pPr>
               <w:keepNext w:val="0"/>
               <w:keepLines w:val="0"/>
@@ -2267,6 +2278,11 @@
             </w:tcBorders>
           </w:tcPr>
           <w:p>
+            <w:r>
+              <w:t>{{ it.description }}</w:t>
+            </w:r>
+          </w:p>
+          <w:p>
             <w:pPr>
               <w:keepNext w:val="0"/>
               <w:keepLines w:val="0"/>
@@ -2326,6 +2342,11 @@
               <w:bottom w:color="000000" w:space="0" w:sz="4" w:val="single"/>
             </w:tcBorders>
           </w:tcPr>
+          <w:p>
+            <w:r>
+              <w:t>{{ it.quantity }}</w:t>
+            </w:r>
+          </w:p>
           <w:p>
             <w:pPr>
               <w:keepNext w:val="0"/>
@@ -2441,6 +2462,11 @@
             </w:tcBorders>
           </w:tcPr>
           <w:p>
+            <w:r>
+              <w:t>${{ it.rate_per_unit }}</w:t>
+            </w:r>
+          </w:p>
+          <w:p>
             <w:pPr>
               <w:keepNext w:val="0"/>
               <w:keepLines w:val="0"/>
@@ -2501,6 +2527,11 @@
             </w:tcBorders>
           </w:tcPr>
           <w:p>
+            <w:r>
+              <w:t>${{ it.amount_usd }}</w:t>
+            </w:r>
+          </w:p>
+          <w:p>
             <w:pPr>
               <w:keepNext w:val="0"/>
               <w:keepLines w:val="0"/>
@@ -2555,6 +2586,7 @@
           </w:p>
         </w:tc>
       </w:tr>
+{% endfor %}
       <w:tr>
         <w:trPr>
           <w:cantSplit w:val="0"/>
